--- a/docs/presentation/Cache_Engine_Defense_Summary_EN.docx
+++ b/docs/presentation/Cache_Engine_Defense_Summary_EN.docx
@@ -27,7 +27,7 @@
     </w:p>
     <w:p>
       <w:r>
-        <w:t>How can explicit, measurement-driven choices of search strategy, node representation, memory layout and prefetch behavior improve trie-based index processing, without confusing algorithmic effects with platform and measurement effects?</w:t>
+        <w:t>FF0 (main question of the thesis): how much do active, measurement-driven cache-aware decisions — page type, memory layout, value handling and prefetching — improve the performance of trie-based search structures against passive, statically laid-out variants on different CPU platforms (hybrid CPUs, Sapphire Rapids)? Its extension FF0.E asks whether a measured gain can be attributed at all — to the design decision itself (organ), to the build and target platform (system) or to the measurement setup (measurement) — and which separation of axis categories that requires. Status in the thesis: FF0 and FF3 remain open until measurement series A has run (Sec. 6.1); FF3.b is answered and has become the build form (stand 53d8c072).</w:t>
       </w:r>
     </w:p>
     <w:p>
@@ -40,12 +40,12 @@
     </w:p>
     <w:p>
       <w:r>
-        <w:t>The work separates three design realms—organ, system and measurement—and binds their main choices at compile time while exposing controlled runtime sub-axes. For the current Map/SearchAlgorithm anatomy, 18 organ slots form five canonical groups: read path, layout, placement, execution, and write path/I/O. Separation is an interface property; interactions between choices remain part of the experiment. [R3–R8]</w:t>
+        <w:t>The work separates three design realms—organ, system and measurement—and binds their main choices at compile time while exposing controlled runtime sub-axes. For the current Map/SearchAlgorithm anatomy, 18 organ slots (T00–T17) form the binary identity; the implementation groups them into five categories — read path, layout, placement, execution, and write path/I/O — a source grouping, not a thesis term. Separation is an interface property; interactions between choices remain part of the experiment. [R3–R8] In the talk's image the thesis is a puzzle system: a construction profile chooses one piece per axis out of the decisions harvested from 33 published designs (30 full and 3 abstract profiles), and an organ experiment swaps one organ while all other axes, settings, workload and repetition are matched.</w:t>
       </w:r>
     </w:p>
     <w:p>
       <w:r>
-        <w:t>The Planner validates an XML experiment and emits the build/measurement plan. The CEB role synthesizes candidate Tier modules and drives them through versioned test docks. A selector ranks comparable, valid measurements, supports Pareto selection and packages the chosen module with its provenance. PRT-ART supplies plugin strategies, especially allocation, redirects, multilevel layout and bundle prefetching. [R2, R9, R12]</w:t>
+        <w:t>The Planner validates an XML experiment and emits the build/measurement plan. The CEB role synthesizes candidate Tier modules and drives them through versioned probe docks (one per genus). A selector ranks comparable, valid measurements, supports Pareto selection and packages the chosen module with its provenance. PRT-ART, the thesis' candidate under test (Pruefling), supplies plugin strategies: the thesis lists its slots as page type, prefetch, value handle (ChainRef) and telemetry, plus the path-compression redirect organ; allocation, redirects, multilevel layout and bundle prefetching are its requested features. [R2, R9, R12]</w:t>
       </w:r>
     </w:p>
     <w:p>
@@ -71,7 +71,7 @@
     </w:p>
     <w:p>
       <w:r>
-        <w:t>The deck includes a labelled historical pilot: 320 binaries; 120,960 rows before exclusions, 109,440 retained; four varied choices and three separate repetitions. It motivates node-size trade-offs, workload-sensitive rankings, compactness and guarded prefetching. It does not establish final rebuilt performance, 34 complete original-paper benchmarks, measured cache-line utilization or universal active-selection superiority. The final run is an explicit replacement gate. [PILOT]</w:t>
+        <w:t>The deck includes the four-axis thesis measurement of 24 Sep 2026: 320 binaries; 3,840 rows, all four measured workloads, no exclusions; four varied choices and three separate repetitions. It motivates node-size trade-offs, workload-sensitive rankings, compactness and guarded prefetching. It does not establish final rebuilt performance, 33 complete original-paper benchmarks (33 = 30 full and 3 abstract profiles), measured cache-line utilization or universal active-selection superiority. The final run is an explicit replacement gate. The thesis itself reports only a smoke series of 43 permutations and marks FF0 and FF3 as open until series A has run (Sec. 6.1); the measurement was rebuilt after submission with the thesis toolchain (24 Sep 2026) and is not in the submitted text (stand 53d8c072). The thesis' mandatory measurement series A/B (per build) were rebuilt with the thesis toolchain (24 Sep 2026) — the smoke series of 43 permutations is the only measurement in the submitted text; the four-axis rebuild of the talk's experiments (node type, memory layout, search algorithm, prefetch) completed before the defence and replaces the figures of slides 14–16, while series C (cross-build regression, old vs. new) remains not collected. [MEASUREMENT 2026-09-24]</w:t>
       </w:r>
     </w:p>
     <w:p>
@@ -85,7 +85,7 @@
           <w:color w:val="536176"/>
           <w:sz w:val="18"/>
         </w:rPr>
-        <w:t>Source snapshot: development branches read on 16 Sep 2026. Super d738e80b · Cache Engine eb69abc1 · PRT-ART b539d6ee · Overleaf 784aae15. Source IDs and pinned links: accompanying Review and Q&amp;A. No new full project build or hardware benchmark was executed for this presentation review.</w:t>
+        <w:t>Source snapshot: development branches read on 16 Sep 2026, re-pinned 22 Sep 2026 (stand 53d8c072). Super d74abd47 · Cache Engine 57757fe3 · PRT-ART b539d6ee · Thesis 53d8c072. Source IDs and pinned links: accompanying Review and Q&amp;A. No new full project build or hardware benchmark was executed for this presentation review. Talk restructured 22 Sep 2026 (Order 405; Orders 418/419 and Fix 405-r2 of the same day): 17 main slides plus one hidden extra slide after the backup, two routes — the 19-minute route is the Monday route.</w:t>
       </w:r>
     </w:p>
     <w:sectPr>
@@ -111,7 +111,7 @@
         <w:color w:val="536176"/>
         <w:sz w:val="16"/>
       </w:rPr>
-      <w:t xml:space="preserve">Benjamin-Elias Probst  •  Source review 16 Sep 2026    |    SUMMARY    |    </w:t>
+      <w:t xml:space="preserve">Benjamin-Elias Probst  •  Source review 16 Sep 2026, re-pinned 22 Sep 2026; restructured 22 Sep 2026    |    SUMMARY    |    </w:t>
     </w:r>
     <w:fldSimple w:instr="PAGE"/>
   </w:p>
